--- a/downloads/documents/05 Materials/Unit 01/Slides/Slides 01.05 - Tools and Equipment.docx
+++ b/downloads/documents/05 Materials/Unit 01/Slides/Slides 01.05 - Tools and Equipment.docx
@@ -91,9 +91,9 @@
       <w:pPr>
         <w:pStyle w:val="Heading2"/>
       </w:pPr>
-      <w:bookmarkStart w:id="23" w:name="slide-2-eighteen-tools-one-room"/>
-      <w:r>
-        <w:t xml:space="preserve">Slide 2: Eighteen tools, one room</w:t>
+      <w:bookmarkStart w:id="23" w:name="slide-2-nineteen-tools-one-room"/>
+      <w:r>
+        <w:t xml:space="preserve">Slide 2: Nineteen tools, one room</w:t>
       </w:r>
       <w:bookmarkEnd w:id="23"/>
     </w:p>
@@ -106,7 +106,7 @@
         <w:pStyle w:val="Compact"/>
       </w:pPr>
       <w:r>
-        <w:t xml:space="preserve">There are eighteen tools on the trays around this room.</w:t>
+        <w:t xml:space="preserve">There are nineteen tools on the trays around this room.</w:t>
       </w:r>
     </w:p>
     <w:p>
@@ -118,7 +118,7 @@
         <w:pStyle w:val="Compact"/>
       </w:pPr>
       <w:r>
-        <w:t xml:space="preserve">By the end of today you will know all eighteen, what they do, and which drawer they live in.</w:t>
+        <w:t xml:space="preserve">By the end of today you will know all nineteen, what they do, and which drawer they live in.</w:t>
       </w:r>
     </w:p>
     <w:p>
@@ -636,7 +636,7 @@
         <w:t xml:space="preserve"> </w:t>
       </w:r>
       <w:r>
-        <w:t xml:space="preserve">Image: the four tools with numbers.</w:t>
+        <w:t xml:space="preserve">Image: the four tools with numbers 16 to 19 (the only tray with four).</w:t>
       </w:r>
     </w:p>
     <w:p>
@@ -658,7 +658,7 @@
         <w:pStyle w:val="Compact"/>
       </w:pPr>
       <w:r>
-        <w:t xml:space="preserve">Every tool has a home. Find where each of the eighteen lives in your station.</w:t>
+        <w:t xml:space="preserve">Every tool has a home. Find where each of the nineteen lives in your station.</w:t>
       </w:r>
     </w:p>
     <w:p>
@@ -1357,7 +1357,7 @@
         <w:pStyle w:val="Compact"/>
       </w:pPr>
       <w:r>
-        <w:t xml:space="preserve">Sort the eighteen tools: processing, cooking, holding, storing, serving.</w:t>
+        <w:t xml:space="preserve">Sort the nineteen tools: processing, cooking, holding, storing, serving.</w:t>
       </w:r>
     </w:p>
     <w:p>
